--- a/Requirement Discussions/Daily Reports/Document_Registration_requirement_01092026_v2.docx
+++ b/Requirement Discussions/Daily Reports/Document_Registration_requirement_01092026_v2.docx
@@ -52,6 +52,17 @@
                 <w:lang w:eastAsia="en-IN"/>
               </w:rPr>
             </w:pPr>
+            <w:r>
+              <w:rPr>
+                <w:rFonts w:ascii="Times New Roman" w:eastAsia="Times New Roman" w:hAnsi="Times New Roman" w:cs="Times New Roman"/>
+                <w:sz w:val="24"/>
+                <w:szCs w:val="24"/>
+                <w:lang w:eastAsia="en-IN"/>
+              </w:rPr>
+              <w:t xml:space="preserve">31-08-2026 to </w:t>
+            </w:r>
+            <w:bookmarkStart w:id="0" w:name="_GoBack"/>
+            <w:bookmarkEnd w:id="0"/>
             <w:r>
               <w:rPr>
                 <w:rFonts w:ascii="Times New Roman" w:eastAsia="Times New Roman" w:hAnsi="Times New Roman" w:cs="Times New Roman"/>
@@ -2186,8 +2197,6 @@
         </w:rPr>
         <w:t xml:space="preserve">Guideline value calculation </w:t>
       </w:r>
-      <w:bookmarkStart w:id="0" w:name="_GoBack"/>
-      <w:bookmarkEnd w:id="0"/>
     </w:p>
     <w:tbl>
       <w:tblPr>
@@ -3435,41 +3444,29 @@
         </w:rPr>
       </w:pPr>
     </w:p>
+    <w:p/>
     <w:p>
-      <w:pPr/>
-      <w:r>
-        <w:rPr>
-          <w:b w:val="0"/>
-        </w:rPr>
+      <w:pPr>
+        <w:pStyle w:val="Heading3"/>
+      </w:pPr>
+      <w:r>
+        <w:t>User Stories</w:t>
       </w:r>
     </w:p>
     <w:p>
-      <w:pPr>
-        <w:pStyle w:val="Heading3"/>
-      </w:pPr>
-      <w:r>
-        <w:t>User Stories</w:t>
+      <w:r>
+        <w:t>User stories mapped to the Acts, Rules, notifications and GIS notes listed in this discussion note (01-09-2026).</w:t>
       </w:r>
     </w:p>
     <w:p>
-      <w:pPr/>
-      <w:r>
-        <w:rPr>
-          <w:b w:val="0"/>
-        </w:rPr>
-        <w:t>User stories mapped to the Acts, Rules, notifications and GIS notes listed in this discussion note (01-09-2026).</w:t>
+      <w:pPr>
+        <w:pStyle w:val="Heading3"/>
+      </w:pPr>
+      <w:r>
+        <w:t>1. Guideline value calculation</w:t>
       </w:r>
     </w:p>
     <w:p>
-      <w:pPr>
-        <w:pStyle w:val="Heading3"/>
-      </w:pPr>
-      <w:r>
-        <w:t>1. Guideline value calculation</w:t>
-      </w:r>
-    </w:p>
-    <w:p>
-      <w:pPr/>
       <w:r>
         <w:rPr>
           <w:b/>
@@ -3478,22 +3475,26 @@
       </w:r>
     </w:p>
     <w:p>
-      <w:pPr/>
-      <w:r>
-        <w:rPr>
-          <w:b w:val="0"/>
-        </w:rPr>
+      <w:r>
         <w:t>US-GV-01</w:t>
+      </w:r>
+      <w:r>
         <w:br/>
         <w:t>As a Sub-Registrar,</w:t>
+      </w:r>
+      <w:r>
         <w:br/>
         <w:t>I want to compare the consideration in the instrument with the market value guidelines published under Sec. 45-B,</w:t>
+      </w:r>
+      <w:r>
         <w:br/>
-        <w:t>so that if the property is undervalued I can estimate the value, collect the extra duty, or refer the case to the Deputy Commissioner.</w:t>
+        <w:t>so that if the property is undervalued I can estimate the value, collect the extra duty, or refer the case to the</w:t>
+      </w:r>
+      <w:r>
+        <w:t xml:space="preserve"> Deputy Commissioner.</w:t>
       </w:r>
     </w:p>
     <w:p>
-      <w:pPr/>
       <w:r>
         <w:rPr>
           <w:b/>
@@ -3502,22 +3503,29 @@
       </w:r>
     </w:p>
     <w:p>
-      <w:pPr/>
-      <w:r>
-        <w:rPr>
-          <w:b w:val="0"/>
-        </w:rPr>
+      <w:r>
         <w:t>US-GV-02</w:t>
+      </w:r>
+      <w:r>
         <w:br/>
         <w:t>As a citizen / Sub-Registrar,</w:t>
+      </w:r>
+      <w:r>
         <w:br/>
         <w:t>I want to use the official market value guidelines published and revised under Sec. 45-B in guideline value calculation,</w:t>
+      </w:r>
+      <w:r>
         <w:br/>
-        <w:t>so that stamp duty is computed on the current notified guideline rates and not on an unofficial figure.</w:t>
+      </w:r>
+      <w:r>
+        <w:lastRenderedPageBreak/>
+        <w:t>so that stamp duty is computed on th</w:t>
+      </w:r>
+      <w:r>
+        <w:t>e current notified guideline rates and not on an unofficial figure.</w:t>
       </w:r>
     </w:p>
     <w:p>
-      <w:pPr/>
       <w:r>
         <w:rPr>
           <w:b/>
@@ -3526,22 +3534,26 @@
       </w:r>
     </w:p>
     <w:p>
-      <w:pPr/>
-      <w:r>
-        <w:rPr>
-          <w:b w:val="0"/>
-        </w:rPr>
+      <w:r>
         <w:t>US-GV-03</w:t>
+      </w:r>
+      <w:r>
         <w:br/>
         <w:t>As a citizen / Sub-Registrar,</w:t>
+      </w:r>
+      <w:r>
         <w:br/>
-        <w:t>I want to calculate stamp duty ad valorem on market value for Schedule instruments (conveyance, gift, exchange and other listed articles),</w:t>
+        <w:t>I want to calculate stamp duty ad valorem on market value for Schedule instruments (conveyance, gift, e</w:t>
+      </w:r>
+      <w:r>
+        <w:t>xchange and other listed articles),</w:t>
+      </w:r>
+      <w:r>
         <w:br/>
         <w:t>so that the correct Schedule article and rate are applied after guideline value is arrived at.</w:t>
       </w:r>
     </w:p>
     <w:p>
-      <w:pPr/>
       <w:r>
         <w:rPr>
           <w:b/>
@@ -3550,22 +3562,26 @@
       </w:r>
     </w:p>
     <w:p>
-      <w:pPr/>
-      <w:r>
-        <w:rPr>
-          <w:b w:val="0"/>
-        </w:rPr>
+      <w:r>
         <w:t>US-GV-04</w:t>
+      </w:r>
+      <w:r>
         <w:br/>
         <w:t>As a Sub-Registrar,</w:t>
+      </w:r>
+      <w:r>
         <w:br/>
-        <w:t>I want to capture property particulars and market value in Form I when starting a Sec. 45-A reference,</w:t>
+        <w:t xml:space="preserve">I want to capture </w:t>
+      </w:r>
+      <w:r>
+        <w:t>property particulars and market value in Form I when starting a Sec. 45-A reference,</w:t>
+      </w:r>
+      <w:r>
         <w:br/>
         <w:t>so that the undervaluation case follows the notified procedure and has a complete property statement.</w:t>
       </w:r>
     </w:p>
     <w:p>
-      <w:pPr/>
       <w:r>
         <w:rPr>
           <w:b/>
@@ -3574,16 +3590,21 @@
       </w:r>
     </w:p>
     <w:p>
-      <w:pPr/>
-      <w:r>
-        <w:rPr>
-          <w:b w:val="0"/>
-        </w:rPr>
+      <w:r>
         <w:t>US-GV-05</w:t>
+      </w:r>
+      <w:r>
         <w:br/>
-        <w:t>As a citizen / Sub-Registrar,</w:t>
+        <w:t xml:space="preserve">As a citizen / </w:t>
+      </w:r>
+      <w:r>
+        <w:t>Sub-Registrar,</w:t>
+      </w:r>
+      <w:r>
         <w:br/>
         <w:t>I want to enter survey number, territorial division and property description as required by Registration Rules 13–15,</w:t>
+      </w:r>
+      <w:r>
         <w:br/>
         <w:t>so that the system can pick the correct guideline rate for that property.</w:t>
       </w:r>
@@ -3597,46 +3618,60 @@
       </w:r>
     </w:p>
     <w:p>
-      <w:pPr/>
       <w:r>
         <w:rPr>
           <w:b/>
         </w:rPr>
-        <w:t>Karnataka Stamp Act, 1957 — Sec. 45-B (primary)</w:t>
+        <w:t>Karnataka St</w:t>
+      </w:r>
+      <w:r>
+        <w:rPr>
+          <w:b/>
+        </w:rPr>
+        <w:t>amp Act, 1957 — Sec. 45-B (primary)</w:t>
       </w:r>
     </w:p>
     <w:p>
-      <w:pPr/>
-      <w:r>
-        <w:rPr>
-          <w:b w:val="0"/>
-        </w:rPr>
+      <w:r>
         <w:t>US-CVC-01</w:t>
+      </w:r>
+      <w:r>
         <w:br/>
         <w:t>As a IGR / Central Valuation Committee,</w:t>
+      </w:r>
+      <w:r>
         <w:br/>
         <w:t>I want to estimate, publish and revise market value guidelines and constitute district / sub-district market valuation sub-committees,</w:t>
+      </w:r>
+      <w:r>
         <w:br/>
-        <w:t>so that CVC remains the final authority for policy, methodology and administration of guideline rates in the State.</w:t>
+        <w:t>so that CVC remains the final autho</w:t>
+      </w:r>
+      <w:r>
+        <w:t>rity for policy, methodology and administration of guideline rates in the State.</w:t>
       </w:r>
     </w:p>
     <w:p>
-      <w:pPr/>
-      <w:r>
-        <w:rPr>
-          <w:b w:val="0"/>
-        </w:rPr>
+      <w:r>
         <w:t>US-CVC-02</w:t>
+      </w:r>
+      <w:r>
         <w:br/>
         <w:t>As a CVC / valuation data-entry officer,</w:t>
+      </w:r>
+      <w:r>
         <w:br/>
         <w:t>I want to enter, update and publish guideline rates in the Valuation Module for use by SR and citizen logins,</w:t>
+      </w:r>
+      <w:r>
         <w:br/>
-        <w:t>so that rates are available for guideline value calculation and do not go missing in office or citizen screens.</w:t>
+        <w:t xml:space="preserve">so that rates </w:t>
+      </w:r>
+      <w:r>
+        <w:t>are available for guideline value calculation and do not go missing in office or citizen screens.</w:t>
       </w:r>
     </w:p>
     <w:p>
-      <w:pPr/>
       <w:r>
         <w:rPr>
           <w:b/>
@@ -3645,61 +3680,75 @@
       </w:r>
     </w:p>
     <w:p>
-      <w:pPr/>
-      <w:r>
-        <w:rPr>
-          <w:b w:val="0"/>
-        </w:rPr>
+      <w:r>
         <w:t>US-CVC-03</w:t>
+      </w:r>
+      <w:r>
         <w:br/>
         <w:t>As a system administrator / department user,</w:t>
+      </w:r>
+      <w:r>
         <w:br/>
-        <w:t>I want to maintain Central Valuation Committee as the statutory body defined in Sec. 2(ac),</w:t>
+        <w:t xml:space="preserve">I want to maintain Central Valuation Committee as the statutory </w:t>
+      </w:r>
+      <w:r>
+        <w:t>body defined in Sec. 2(ac),</w:t>
+      </w:r>
+      <w:r>
         <w:br/>
         <w:t>so that valuation masters and approvals are owned by the correct legal entity.</w:t>
       </w:r>
     </w:p>
     <w:p>
-      <w:pPr/>
       <w:r>
         <w:rPr>
           <w:b/>
         </w:rPr>
+        <w:lastRenderedPageBreak/>
         <w:t>Karnataka Stamp Act, 1957 — Sec. 45-A</w:t>
       </w:r>
     </w:p>
     <w:p>
-      <w:pPr/>
-      <w:r>
-        <w:rPr>
-          <w:b w:val="0"/>
-        </w:rPr>
+      <w:r>
         <w:t>US-CVC-04</w:t>
+      </w:r>
+      <w:r>
         <w:br/>
         <w:t>As a Sub-Registrar,</w:t>
+      </w:r>
+      <w:r>
         <w:br/>
-        <w:t>I want to apply the CVC-published guidelines at the time of registration for stamp duty,</w:t>
+        <w:t>I want to apply the CVC-published guidelines at the time of registration for stam</w:t>
+      </w:r>
+      <w:r>
+        <w:t>p duty,</w:t>
+      </w:r>
+      <w:r>
         <w:br/>
         <w:t>so that duty is charged on the higher of consideration and guideline value where Sec. 45-A applies.</w:t>
       </w:r>
     </w:p>
     <w:p>
-      <w:pPr/>
-      <w:r>
-        <w:rPr>
-          <w:b w:val="0"/>
-        </w:rPr>
+      <w:r>
         <w:t>US-CVC-05</w:t>
+      </w:r>
+      <w:r>
         <w:br/>
         <w:t>As a citizen / Sub-Registrar,</w:t>
+      </w:r>
+      <w:r>
         <w:br/>
-        <w:t>I want to see and use the District Registrar’s adjudicated Sec. 45-A value instead of an automatically higher guideline figure,</w:t>
+        <w:t>I want to see and use the District Registrar’s adjudicated Sec. 45-A value instead of an automatically highe</w:t>
+      </w:r>
+      <w:r>
+        <w:t>r guideline figure,</w:t>
+      </w:r>
+      <w:r>
         <w:br/>
         <w:t>so that the summary and payment match the legally decided market value.</w:t>
       </w:r>
     </w:p>
     <w:p>
-      <w:pPr/>
       <w:r>
         <w:rPr>
           <w:b/>
@@ -3708,22 +3757,26 @@
       </w:r>
     </w:p>
     <w:p>
-      <w:pPr/>
-      <w:r>
-        <w:rPr>
-          <w:b w:val="0"/>
-        </w:rPr>
+      <w:r>
         <w:t>US-CVC-06</w:t>
+      </w:r>
+      <w:r>
         <w:br/>
         <w:t>As a Sub-Registrar / Deputy Commissioner,</w:t>
+      </w:r>
+      <w:r>
         <w:br/>
-        <w:t>I want to run Form I capture, DC determination of market value, and the appeal path under the 1977 Rules,</w:t>
+        <w:t xml:space="preserve">I want to run Form I capture, DC determination </w:t>
+      </w:r>
+      <w:r>
+        <w:t>of market value, and the appeal path under the 1977 Rules,</w:t>
+      </w:r>
+      <w:r>
         <w:br/>
         <w:t>so that a Sec. 45-A undervaluation case can be completed, paid and released without a data or payment stuck state.</w:t>
       </w:r>
     </w:p>
     <w:p>
-      <w:pPr/>
       <w:r>
         <w:rPr>
           <w:b/>
@@ -3732,22 +3785,26 @@
       </w:r>
     </w:p>
     <w:p>
-      <w:pPr/>
-      <w:r>
-        <w:rPr>
-          <w:b w:val="0"/>
-        </w:rPr>
+      <w:r>
         <w:t>US-CVC-07</w:t>
+      </w:r>
+      <w:r>
         <w:br/>
-        <w:t>As a CVC administrator,</w:t>
+        <w:t>As a CVC admi</w:t>
+      </w:r>
+      <w:r>
+        <w:t>nistrator,</w:t>
+      </w:r>
+      <w:r>
         <w:br/>
         <w:t>I want to operate the Valuation Module on the Sec. 45-B framework as strengthened by Act 8 of 2003,</w:t>
+      </w:r>
+      <w:r>
         <w:br/>
         <w:t>so that guideline publication, revision cycles and sub-committee working match the current CVC law.</w:t>
       </w:r>
     </w:p>
     <w:p>
-      <w:pPr/>
       <w:r>
         <w:rPr>
           <w:b/>
@@ -3756,16 +3813,21 @@
       </w:r>
     </w:p>
     <w:p>
-      <w:pPr/>
-      <w:r>
-        <w:rPr>
-          <w:b w:val="0"/>
-        </w:rPr>
-        <w:t>US-CVC-08</w:t>
+      <w:r>
+        <w:t>US-C</w:t>
+      </w:r>
+      <w:r>
+        <w:t>VC-08</w:t>
+      </w:r>
+      <w:r>
         <w:br/>
         <w:t>As a Deputy Commissioner / District Registrar,</w:t>
+      </w:r>
+      <w:r>
         <w:br/>
         <w:t>I want to follow the undervaluation workflow as amended by RD 264 MUNOMU 99 (no obsolete provisional / Rule 6 path),</w:t>
+      </w:r>
+      <w:r>
         <w:br/>
         <w:t>so that orders and screens match the Rules now in force.</w:t>
       </w:r>
@@ -3779,16 +3841,14 @@
       </w:r>
     </w:p>
     <w:p>
-      <w:pPr/>
-      <w:r>
-        <w:rPr>
-          <w:b w:val="0"/>
-        </w:rPr>
-        <w:t>GIS valuation is an implementation layer on top of CVC guideline rates, to be integrated with KSRSAC (Karnataka State Remote Sensing Department).</w:t>
+      <w:r>
+        <w:t>GIS valuatio</w:t>
+      </w:r>
+      <w:r>
+        <w:t>n is an implementation layer on top of CVC guideline rates, to be integrated with KSRSAC (Karnataka State Remote Sensing Department).</w:t>
       </w:r>
     </w:p>
     <w:p>
-      <w:pPr/>
       <w:r>
         <w:rPr>
           <w:b/>
@@ -3797,22 +3857,26 @@
       </w:r>
     </w:p>
     <w:p>
-      <w:pPr/>
-      <w:r>
-        <w:rPr>
-          <w:b w:val="0"/>
-        </w:rPr>
+      <w:r>
         <w:t>US-GIS-01</w:t>
+      </w:r>
+      <w:r>
         <w:br/>
         <w:t>As a citizen / Sub-Registrar,</w:t>
+      </w:r>
+      <w:r>
         <w:br/>
-        <w:t>I want to locate the property on GIS (KSRSAC) and apply the matching CVC guideline rate for that area,</w:t>
+        <w:t>I want to locate the property on GI</w:t>
+      </w:r>
+      <w:r>
+        <w:t>S (KSRSAC) and apply the matching CVC guideline rate for that area,</w:t>
+      </w:r>
+      <w:r>
         <w:br/>
         <w:t>so that valuation uses the correct spatial rate and not a neighbouring village, road or urban slab.</w:t>
       </w:r>
     </w:p>
     <w:p>
-      <w:pPr/>
       <w:r>
         <w:rPr>
           <w:b/>
@@ -3821,31 +3885,42 @@
       </w:r>
     </w:p>
     <w:p>
-      <w:pPr/>
-      <w:r>
-        <w:rPr>
-          <w:b w:val="0"/>
-        </w:rPr>
+      <w:r>
+        <w:lastRenderedPageBreak/>
         <w:t>US-GIS-02</w:t>
+      </w:r>
+      <w:r>
         <w:br/>
         <w:t>As a citizen / Sub-Registrar,</w:t>
+      </w:r>
+      <w:r>
         <w:br/>
-        <w:t>I want to map survey number, Pot Hissa / city survey and territorial division to the GIS layer,</w:t>
+        <w:t xml:space="preserve">I </w:t>
+      </w:r>
+      <w:r>
+        <w:t>want to map survey number, Pot Hissa / city survey and territorial division to the GIS layer,</w:t>
+      </w:r>
+      <w:r>
         <w:br/>
         <w:t>so that guideline value can be calculated even for small extents (for example 1 gunta) with the correct rural or urban building rate.</w:t>
       </w:r>
     </w:p>
     <w:p>
-      <w:pPr/>
-      <w:r>
-        <w:rPr>
-          <w:b w:val="0"/>
-        </w:rPr>
+      <w:r>
         <w:t>US-GIS-03</w:t>
+      </w:r>
+      <w:r>
         <w:br/>
-        <w:t>As a valuation / GIS administrator,</w:t>
+        <w:t>As a valuation / G</w:t>
+      </w:r>
+      <w:r>
+        <w:t>IS administrator,</w:t>
+      </w:r>
+      <w:r>
         <w:br/>
         <w:t>I want to keep village, road and survey masters aligned between Kaveri, CVC rates and KSRSAC,</w:t>
+      </w:r>
+      <w:r>
         <w:br/>
         <w:t>so that wrong road names, missing village splits and failed survey fetch do not produce a blank or wrong market value.</w:t>
       </w:r>
